--- a/prd-pr02/Бланк Г-И + памятка.docx
+++ b/prd-pr02/Бланк Г-И + памятка.docx
@@ -1,6 +1,6 @@
 
 <file path=word/document.xml><?xml version="1.0" encoding="utf-8"?>
-<w:document xmlns:wpc="http://schemas.microsoft.com/office/word/2010/wordprocessingCanvas" xmlns:cx="http://schemas.microsoft.com/office/drawing/2014/chartex" xmlns:cx1="http://schemas.microsoft.com/office/drawing/2015/9/8/chartex" xmlns:mc="http://schemas.openxmlformats.org/markup-compatibility/2006" xmlns:o="urn:schemas-microsoft-com:office:office" xmlns:r="http://schemas.openxmlformats.org/officeDocument/2006/relationships" xmlns:m="http://schemas.openxmlformats.org/officeDocument/2006/math" xmlns:v="urn:schemas-microsoft-com:vml" xmlns:wp14="http://schemas.microsoft.com/office/word/2010/wordprocessingDrawing" xmlns:wp="http://schemas.openxmlformats.org/drawingml/2006/wordprocessingDrawing" xmlns:w10="urn:schemas-microsoft-com:office:word" xmlns:w="http://schemas.openxmlformats.org/wordprocessingml/2006/main" xmlns:w14="http://schemas.microsoft.com/office/word/2010/wordml" xmlns:w15="http://schemas.microsoft.com/office/word/2012/wordml" xmlns:w16se="http://schemas.microsoft.com/office/word/2015/wordml/symex" xmlns:wpg="http://schemas.microsoft.com/office/word/2010/wordprocessingGroup" xmlns:wpi="http://schemas.microsoft.com/office/word/2010/wordprocessingInk" xmlns:wne="http://schemas.microsoft.com/office/word/2006/wordml" xmlns:wps="http://schemas.microsoft.com/office/word/2010/wordprocessingShape" mc:Ignorable="w14 w15 w16se wp14">
+<w:document xmlns:wpc="http://schemas.microsoft.com/office/word/2010/wordprocessingCanvas" xmlns:cx="http://schemas.microsoft.com/office/drawing/2014/chartex" xmlns:cx1="http://schemas.microsoft.com/office/drawing/2015/9/8/chartex" xmlns:cx2="http://schemas.microsoft.com/office/drawing/2015/10/21/chartex" xmlns:cx3="http://schemas.microsoft.com/office/drawing/2016/5/9/chartex" xmlns:cx4="http://schemas.microsoft.com/office/drawing/2016/5/10/chartex" xmlns:cx5="http://schemas.microsoft.com/office/drawing/2016/5/11/chartex" xmlns:cx6="http://schemas.microsoft.com/office/drawing/2016/5/12/chartex" xmlns:cx7="http://schemas.microsoft.com/office/drawing/2016/5/13/chartex" xmlns:cx8="http://schemas.microsoft.com/office/drawing/2016/5/14/chartex" xmlns:mc="http://schemas.openxmlformats.org/markup-compatibility/2006" xmlns:aink="http://schemas.microsoft.com/office/drawing/2016/ink" xmlns:am3d="http://schemas.microsoft.com/office/drawing/2017/model3d" xmlns:o="urn:schemas-microsoft-com:office:office" xmlns:oel="http://schemas.microsoft.com/office/2019/extlst" xmlns:r="http://schemas.openxmlformats.org/officeDocument/2006/relationships" xmlns:m="http://schemas.openxmlformats.org/officeDocument/2006/math" xmlns:v="urn:schemas-microsoft-com:vml" xmlns:wp14="http://schemas.microsoft.com/office/word/2010/wordprocessingDrawing" xmlns:wp="http://schemas.openxmlformats.org/drawingml/2006/wordprocessingDrawing" xmlns:w10="urn:schemas-microsoft-com:office:word" xmlns:w="http://schemas.openxmlformats.org/wordprocessingml/2006/main" xmlns:w14="http://schemas.microsoft.com/office/word/2010/wordml" xmlns:w15="http://schemas.microsoft.com/office/word/2012/wordml" xmlns:w16cex="http://schemas.microsoft.com/office/word/2018/wordml/cex" xmlns:w16cid="http://schemas.microsoft.com/office/word/2016/wordml/cid" xmlns:w16="http://schemas.microsoft.com/office/word/2018/wordml" xmlns:w16sdtdh="http://schemas.microsoft.com/office/word/2020/wordml/sdtdatahash" xmlns:w16se="http://schemas.microsoft.com/office/word/2015/wordml/symex" xmlns:wpg="http://schemas.microsoft.com/office/word/2010/wordprocessingGroup" xmlns:wpi="http://schemas.microsoft.com/office/word/2010/wordprocessingInk" xmlns:wne="http://schemas.microsoft.com/office/word/2006/wordml" xmlns:wps="http://schemas.microsoft.com/office/word/2010/wordprocessingShape" mc:Ignorable="w14 w15 w16se w16cid w16 w16cex w16sdtdh wp14">
   <w:body>
     <w:p>
       <w:pPr>
@@ -21,9 +21,16 @@
         <w:spacing w:after="120"/>
         <w:ind w:firstLine="0"/>
         <w:jc w:val="left"/>
+        <w:rPr>
+          <w:u w:val="single"/>
+          <w:lang w:val="ru-RU"/>
+        </w:rPr>
       </w:pPr>
       <w:r>
-        <w:t>Фамилия, имя: Белишко Кирилл Андреевич    Группа: ЭФБО-17-25    Дата: 09.10.2026</w:t>
+        <w:rPr>
+          <w:u w:val="single"/>
+        </w:rPr>
+        <w:t xml:space="preserve">Фамилия, имя: Белишко Кирилл Андреевич    </w:t>
       </w:r>
     </w:p>
     <w:p>
@@ -31,18 +38,32 @@
         <w:spacing w:after="120"/>
         <w:ind w:firstLine="0"/>
         <w:jc w:val="left"/>
-      </w:pPr>
-      <w:r>
         <w:rPr>
+          <w:u w:val="single"/>
           <w:lang w:val="ru-RU"/>
         </w:rPr>
-        <w:t>Подгруппа:________________</w:t>
-      </w:r>
-      <w:r>
-        <w:br/>
-      </w:r>
-      <w:r>
-        <w:t>Дата: ____________</w:t>
+      </w:pPr>
+      <w:r>
+        <w:rPr>
+          <w:u w:val="single"/>
+        </w:rPr>
+        <w:t xml:space="preserve">Группа: ЭФБО-17-25    </w:t>
+      </w:r>
+    </w:p>
+    <w:p>
+      <w:pPr>
+        <w:spacing w:after="120"/>
+        <w:ind w:firstLine="0"/>
+        <w:jc w:val="left"/>
+        <w:rPr>
+          <w:u w:val="single"/>
+        </w:rPr>
+      </w:pPr>
+      <w:r>
+        <w:rPr>
+          <w:u w:val="single"/>
+        </w:rPr>
+        <w:t>Дата: 26.09.2026</w:t>
       </w:r>
     </w:p>
     <w:p>
@@ -129,7 +150,11 @@
           <w:p>
             <w:r>
               <w:t>В начале сезона управляющий открывает Excel или шахматку и вбивает две фиксированные цены: будни и выходные. Каждую среду или четверг он вручную открывает сайты 3–4 соседних баз отдыха и сайт прогноза погоды на выходные. Если видит дождь и низкую загрузку, он вручную меняет цены в шахматке на скидочные или публикует спецпредложение в Telegram/VK. Если спрос высокий, он оставляет старую цену или пытается поднять её наугад за день до заезда.</w:t>
+            </w:r>
+            <w:r>
               <w:br/>
+            </w:r>
+            <w:r>
               <w:br/>
               <w:t>Откуда вы это знаете: изучено по открытым публикациям, регламентам и кейсам управляющих в профильных медиа (vc.ru, Frontdesk.ru, блог TravelLine).</w:t>
             </w:r>
@@ -144,7 +169,18 @@
         <w:ind w:firstLine="0"/>
       </w:pPr>
       <w:r>
-        <w:t>Откуда вы это знаете: ☐ видел сам   ☐ он мне говорил   ☐ предполагаю</w:t>
+        <w:t xml:space="preserve">Откуда вы это знаете: ☐ видел сам   ☐ он мне говорил   </w:t>
+      </w:r>
+      <w:r>
+        <w:rPr>
+          <w:b/>
+          <w:bCs/>
+          <w:highlight w:val="green"/>
+        </w:rPr>
+        <w:t>☐</w:t>
+      </w:r>
+      <w:r>
+        <w:t xml:space="preserve"> предполагаю</w:t>
       </w:r>
     </w:p>
     <w:p>
@@ -166,9 +202,32 @@
       <w:pPr>
         <w:spacing w:after="120"/>
         <w:ind w:firstLine="0"/>
+        <w:rPr>
+          <w:u w:val="single"/>
+          <w:lang w:val="ru-RU"/>
+        </w:rPr>
       </w:pPr>
       <w:r>
-        <w:t>Команда: RevGlamp (Белишко К.)    Дата: 09.10.2026    Группа: ЭФБО-17-25</w:t>
+        <w:rPr>
+          <w:u w:val="single"/>
+        </w:rPr>
+        <w:t xml:space="preserve">Команда: RevGlamp (Белишко К.)    </w:t>
+      </w:r>
+    </w:p>
+    <w:p>
+      <w:pPr>
+        <w:spacing w:after="120"/>
+        <w:ind w:firstLine="0"/>
+        <w:rPr>
+          <w:u w:val="single"/>
+          <w:lang w:val="ru-RU"/>
+        </w:rPr>
+      </w:pPr>
+      <w:r>
+        <w:rPr>
+          <w:u w:val="single"/>
+        </w:rPr>
+        <w:t xml:space="preserve">Дата: 26.09.2026 </w:t>
       </w:r>
     </w:p>
     <w:p>
@@ -178,7 +237,23 @@
         <w:jc w:val="left"/>
       </w:pPr>
       <w:r>
-        <w:t xml:space="preserve">Группа: ____________    </w:t>
+        <w:rPr>
+          <w:u w:val="single"/>
+        </w:rPr>
+        <w:t>Группа:</w:t>
+      </w:r>
+      <w:r>
+        <w:rPr>
+          <w:u w:val="single"/>
+          <w:lang w:val="ru-RU"/>
+        </w:rPr>
+        <w:t xml:space="preserve"> </w:t>
+      </w:r>
+      <w:r>
+        <w:rPr>
+          <w:u w:val="single"/>
+        </w:rPr>
+        <w:t>ЭФБО-17-25</w:t>
       </w:r>
       <w:r>
         <w:br/>
@@ -195,7 +270,7 @@
     </w:p>
     <w:tbl>
       <w:tblPr>
-        <w:tblW w:w="0" w:type="auto"/>
+        <w:tblW w:w="9913" w:type="dxa"/>
         <w:tblBorders>
           <w:top w:val="single" w:sz="8" w:space="0" w:color="000000"/>
           <w:left w:val="single" w:sz="8" w:space="0" w:color="000000"/>
@@ -208,9 +283,9 @@
         <w:tblLook w:val="04A0" w:firstRow="1" w:lastRow="0" w:firstColumn="1" w:lastColumn="0" w:noHBand="0" w:noVBand="1"/>
       </w:tblPr>
       <w:tblGrid>
-        <w:gridCol w:w="2835"/>
-        <w:gridCol w:w="3969"/>
-        <w:gridCol w:w="2268"/>
+        <w:gridCol w:w="1975"/>
+        <w:gridCol w:w="4252"/>
+        <w:gridCol w:w="3686"/>
       </w:tblGrid>
       <w:tr>
         <w:trPr>
@@ -218,7 +293,7 @@
         </w:trPr>
         <w:tc>
           <w:tcPr>
-            <w:tcW w:w="2835" w:type="dxa"/>
+            <w:tcW w:w="1975" w:type="dxa"/>
           </w:tcPr>
           <w:p>
             <w:pPr>
@@ -237,7 +312,7 @@
         </w:tc>
         <w:tc>
           <w:tcPr>
-            <w:tcW w:w="3969" w:type="dxa"/>
+            <w:tcW w:w="4252" w:type="dxa"/>
           </w:tcPr>
           <w:p>
             <w:pPr>
@@ -256,7 +331,7 @@
         </w:tc>
         <w:tc>
           <w:tcPr>
-            <w:tcW w:w="2268" w:type="dxa"/>
+            <w:tcW w:w="3686" w:type="dxa"/>
           </w:tcPr>
           <w:p>
             <w:pPr>
@@ -280,7 +355,7 @@
         </w:trPr>
         <w:tc>
           <w:tcPr>
-            <w:tcW w:w="2835" w:type="dxa"/>
+            <w:tcW w:w="1975" w:type="dxa"/>
           </w:tcPr>
           <w:p>
             <w:pPr>
@@ -298,9 +373,13 @@
         </w:tc>
         <w:tc>
           <w:tcPr>
-            <w:tcW w:w="3969" w:type="dxa"/>
-          </w:tcPr>
-          <w:p>
+            <w:tcW w:w="4252" w:type="dxa"/>
+          </w:tcPr>
+          <w:p>
+            <w:pPr>
+              <w:ind w:firstLine="0"/>
+              <w:jc w:val="left"/>
+            </w:pPr>
             <w:r>
               <w:t>Собственник / генеральный управляющий загородного глэмпинга или базы отдыха (целевой профиль на основе стандартов Ассоциации глэмпингов РФ)</w:t>
             </w:r>
@@ -308,9 +387,13 @@
         </w:tc>
         <w:tc>
           <w:tcPr>
-            <w:tcW w:w="2268" w:type="dxa"/>
-          </w:tcPr>
-          <w:p>
+            <w:tcW w:w="3686" w:type="dxa"/>
+          </w:tcPr>
+          <w:p>
+            <w:pPr>
+              <w:ind w:firstLine="0"/>
+              <w:jc w:val="left"/>
+            </w:pPr>
             <w:r>
               <w:t>Да, в малых объектах часто совмещает роль с основным пользователем</w:t>
             </w:r>
@@ -323,7 +406,7 @@
         </w:trPr>
         <w:tc>
           <w:tcPr>
-            <w:tcW w:w="2835" w:type="dxa"/>
+            <w:tcW w:w="1975" w:type="dxa"/>
           </w:tcPr>
           <w:p>
             <w:pPr>
@@ -341,9 +424,13 @@
         </w:tc>
         <w:tc>
           <w:tcPr>
-            <w:tcW w:w="3969" w:type="dxa"/>
-          </w:tcPr>
-          <w:p>
+            <w:tcW w:w="4252" w:type="dxa"/>
+          </w:tcPr>
+          <w:p>
+            <w:pPr>
+              <w:ind w:firstLine="0"/>
+              <w:jc w:val="left"/>
+            </w:pPr>
             <w:r>
               <w:t>Операционный управляющий / менеджер по бронированию</w:t>
             </w:r>
@@ -351,9 +438,13 @@
         </w:tc>
         <w:tc>
           <w:tcPr>
-            <w:tcW w:w="2268" w:type="dxa"/>
-          </w:tcPr>
-          <w:p>
+            <w:tcW w:w="3686" w:type="dxa"/>
+          </w:tcPr>
+          <w:p>
+            <w:pPr>
+              <w:ind w:firstLine="0"/>
+              <w:jc w:val="left"/>
+            </w:pPr>
             <w:r>
               <w:t>Да, совпадает с владельцем в малых объектах на 10–20 номеров</w:t>
             </w:r>
@@ -366,7 +457,7 @@
         </w:trPr>
         <w:tc>
           <w:tcPr>
-            <w:tcW w:w="2835" w:type="dxa"/>
+            <w:tcW w:w="1975" w:type="dxa"/>
           </w:tcPr>
           <w:p>
             <w:pPr>
@@ -384,19 +475,32 @@
         </w:tc>
         <w:tc>
           <w:tcPr>
-            <w:tcW w:w="3969" w:type="dxa"/>
-          </w:tcPr>
-          <w:p>
-            <w:r>
-              <w:t>Команда разработчиков (Белишко К. и соавторы) на основе анализа открытых рыночных исследований HoReCa</w:t>
-            </w:r>
-          </w:p>
-        </w:tc>
-        <w:tc>
-          <w:tcPr>
-            <w:tcW w:w="2268" w:type="dxa"/>
-          </w:tcPr>
-          <w:p>
+            <w:tcW w:w="4252" w:type="dxa"/>
+          </w:tcPr>
+          <w:p>
+            <w:pPr>
+              <w:ind w:firstLine="0"/>
+              <w:jc w:val="left"/>
+            </w:pPr>
+            <w:r>
+              <w:t xml:space="preserve">Команда разработчиков (Белишко К. и соавторы) на основе анализа открытых рыночных исследований </w:t>
+            </w:r>
+            <w:proofErr w:type="spellStart"/>
+            <w:r>
+              <w:t>HoReCa</w:t>
+            </w:r>
+            <w:proofErr w:type="spellEnd"/>
+          </w:p>
+        </w:tc>
+        <w:tc>
+          <w:tcPr>
+            <w:tcW w:w="3686" w:type="dxa"/>
+          </w:tcPr>
+          <w:p>
+            <w:pPr>
+              <w:ind w:firstLine="0"/>
+              <w:jc w:val="left"/>
+            </w:pPr>
             <w:r>
               <w:t>Нет, инициатива исходит от проектной команды</w:t>
             </w:r>
@@ -435,7 +539,7 @@
         <w:ind w:firstLine="0"/>
       </w:pPr>
       <w:r>
-        <w:t>Команда: RevGlamp (Белишко К.)    Дата: 09.10.2026    Группа: ЭФБО-17-25</w:t>
+        <w:t>Команда: RevGlamp (Белишко К.)    Дата: 26.09.2026    Группа: ЭФБО-17-25</w:t>
       </w:r>
     </w:p>
     <w:p>
@@ -535,6 +639,9 @@
             <w:tcW w:w="8164" w:type="dxa"/>
           </w:tcPr>
           <w:p>
+            <w:pPr>
+              <w:ind w:firstLine="0"/>
+            </w:pPr>
             <w:r>
               <w:t>Ручное составление прайс-листа в Excel в начале сезона (2 фиксированные цены: будни / выходные)</w:t>
             </w:r>
@@ -568,6 +675,9 @@
             <w:tcW w:w="8164" w:type="dxa"/>
           </w:tcPr>
           <w:p>
+            <w:pPr>
+              <w:ind w:firstLine="0"/>
+            </w:pPr>
             <w:r>
               <w:t>Еженедельный ручной мониторинг сайтов 3–4 конкурентов в районе и прогноза погоды (3–4 часа в неделю)</w:t>
             </w:r>
@@ -601,6 +711,9 @@
             <w:tcW w:w="8164" w:type="dxa"/>
           </w:tcPr>
           <w:p>
+            <w:pPr>
+              <w:ind w:firstLine="0"/>
+            </w:pPr>
             <w:r>
               <w:t>Ручное внесение изменений в шахматку бронирований при обнаружении просадки спроса</w:t>
             </w:r>
@@ -634,6 +747,9 @@
             <w:tcW w:w="8164" w:type="dxa"/>
           </w:tcPr>
           <w:p>
+            <w:pPr>
+              <w:ind w:firstLine="0"/>
+            </w:pPr>
             <w:r>
               <w:t>Запоздалая реакция на ажиотаж (номера раскуплены за 3 недели до пика по заниженной цене)</w:t>
             </w:r>
@@ -667,6 +783,9 @@
             <w:tcW w:w="8164" w:type="dxa"/>
           </w:tcPr>
           <w:p>
+            <w:pPr>
+              <w:ind w:firstLine="0"/>
+            </w:pPr>
             <w:r>
               <w:t>Исправление ошибок несоответствия цен на разных витринах и каналах продаж</w:t>
             </w:r>
@@ -763,6 +882,9 @@
             <w:tcW w:w="5556" w:type="dxa"/>
           </w:tcPr>
           <w:p>
+            <w:pPr>
+              <w:ind w:firstLine="0"/>
+            </w:pPr>
             <w:r>
               <w:t>Администратор на ресепшене, гости (жалобы на скачки цен)</w:t>
             </w:r>
@@ -796,6 +918,9 @@
             <w:tcW w:w="5556" w:type="dxa"/>
           </w:tcPr>
           <w:p>
+            <w:pPr>
+              <w:ind w:firstLine="0"/>
+            </w:pPr>
             <w:r>
               <w:t>Excel, блокнот, чаты WhatsApp/Telegram, шахматка Bnovo/TravelLine</w:t>
             </w:r>
@@ -829,6 +954,9 @@
             <w:tcW w:w="5556" w:type="dxa"/>
           </w:tcPr>
           <w:p>
+            <w:pPr>
+              <w:ind w:firstLine="0"/>
+            </w:pPr>
             <w:r>
               <w:t>Еженедельно (мониторинг) + ежемесячно (корректировка)</w:t>
             </w:r>
@@ -862,6 +990,9 @@
             <w:tcW w:w="5556" w:type="dxa"/>
           </w:tcPr>
           <w:p>
+            <w:pPr>
+              <w:ind w:firstLine="0"/>
+            </w:pPr>
             <w:r>
               <w:t>3–4 часа в неделю на просмотр цен и ручной пересчет</w:t>
             </w:r>
@@ -895,6 +1026,9 @@
             <w:tcW w:w="5556" w:type="dxa"/>
           </w:tcPr>
           <w:p>
+            <w:pPr>
+              <w:ind w:firstLine="0"/>
+            </w:pPr>
             <w:r>
               <w:t>2–3 раза в месяц (забыли поднять цену перед праздником, не успели дать скидку на дождливые будни)</w:t>
             </w:r>
@@ -902,7 +1036,6 @@
         </w:tc>
       </w:tr>
     </w:tbl>
-    <w:p/>
     <w:p>
       <w:pPr>
         <w:spacing w:after="80"/>
@@ -913,6 +1046,7 @@
         <w:rPr>
           <w:b/>
         </w:rPr>
+        <w:lastRenderedPageBreak/>
         <w:t>Цена текущего способа</w:t>
       </w:r>
     </w:p>
@@ -995,6 +1129,10 @@
             <w:tcW w:w="6236" w:type="dxa"/>
           </w:tcPr>
           <w:p>
+            <w:pPr>
+              <w:ind w:firstLine="0"/>
+              <w:jc w:val="left"/>
+            </w:pPr>
             <w:r>
               <w:t>14–16 часов в месяц на рутину управляющего; упущенная выручка от 180 000 до 350 000 руб./месяц на 15 домиков</w:t>
             </w:r>
@@ -1005,8 +1143,29 @@
             <w:tcW w:w="2835" w:type="dxa"/>
           </w:tcPr>
           <w:p>
-            <w:r>
-              <w:t>1 (открытые публикации) -&gt; 2 (наблюдение за открытыми витринами)</w:t>
+            <w:pPr>
+              <w:ind w:firstLine="0"/>
+              <w:jc w:val="left"/>
+            </w:pPr>
+            <w:r>
+              <w:t xml:space="preserve">1 (открытые публикации) </w:t>
+            </w:r>
+            <w:proofErr w:type="gramStart"/>
+            <w:r>
+              <w:t>-</w:t>
+            </w:r>
+            <w:r>
+              <w:rPr>
+                <w:lang w:val="ru-RU"/>
+              </w:rPr>
+              <w:t xml:space="preserve"> </w:t>
+            </w:r>
+            <w:r>
+              <w:t>&gt;</w:t>
+            </w:r>
+            <w:proofErr w:type="gramEnd"/>
+            <w:r>
+              <w:t xml:space="preserve"> 2 (наблюдение за открытыми витринами)</w:t>
             </w:r>
           </w:p>
         </w:tc>
@@ -1033,7 +1192,7 @@
         <w:ind w:firstLine="0"/>
       </w:pPr>
       <w:r>
-        <w:t>Команда: RevGlamp (Белишко К.)    Дата: 09.10.2026    Группа: ЭФБО-17-25</w:t>
+        <w:t>Команда: RevGlamp (Белишко К.)    Дата: 26.09.2026    Группа: ЭФБО-17-25</w:t>
       </w:r>
     </w:p>
     <w:p>
@@ -1222,6 +1381,10 @@
             <w:tcW w:w="5216" w:type="dxa"/>
           </w:tcPr>
           <w:p>
+            <w:pPr>
+              <w:ind w:firstLine="0"/>
+              <w:jc w:val="left"/>
+            </w:pPr>
             <w:r>
               <w:t>Величина: показатель RevPAR (выручка на доступный номер) и трудозатраты (часов/нед). Способ: бэктестинг модели на датасете за прошлый сезон + замер времени в интерфейсе.</w:t>
             </w:r>
@@ -1255,6 +1418,10 @@
             <w:tcW w:w="5216" w:type="dxa"/>
           </w:tcPr>
           <w:p>
+            <w:pPr>
+              <w:ind w:firstLine="0"/>
+              <w:jc w:val="left"/>
+            </w:pPr>
             <w:r>
               <w:t>Момент завершения: отельер загружает свой календарь, нажимает «Рассчитать», видит обоснованную сетку цен на 60 дней вперед за &lt;= 1.0 с и экспортирует её в iCal/CSV.</w:t>
             </w:r>
@@ -1284,7 +1451,7 @@
         <w:ind w:firstLine="0"/>
       </w:pPr>
       <w:r>
-        <w:t>Команда: RevGlamp (Белишко К.)    Дата: 09.10.2026    Группа: ЭФБО-17-25</w:t>
+        <w:t>Команда: RevGlamp (Белишко К.)    Дата: 26.09.2026    Группа: ЭФБО-17-25</w:t>
       </w:r>
     </w:p>
     <w:p>
@@ -1298,7 +1465,786 @@
     </w:p>
     <w:tbl>
       <w:tblPr>
-        <w:tblW w:w="0" w:type="auto"/>
+        <w:tblW w:w="9771" w:type="dxa"/>
+        <w:tblBorders>
+          <w:top w:val="single" w:sz="8" w:space="0" w:color="000000"/>
+          <w:left w:val="single" w:sz="8" w:space="0" w:color="000000"/>
+          <w:bottom w:val="single" w:sz="8" w:space="0" w:color="000000"/>
+          <w:right w:val="single" w:sz="8" w:space="0" w:color="000000"/>
+          <w:insideH w:val="single" w:sz="8" w:space="0" w:color="000000"/>
+          <w:insideV w:val="single" w:sz="8" w:space="0" w:color="000000"/>
+        </w:tblBorders>
+        <w:tblLayout w:type="fixed"/>
+        <w:tblLook w:val="04A0" w:firstRow="1" w:lastRow="0" w:firstColumn="1" w:lastColumn="0" w:noHBand="0" w:noVBand="1"/>
+      </w:tblPr>
+      <w:tblGrid>
+        <w:gridCol w:w="557"/>
+        <w:gridCol w:w="2835"/>
+        <w:gridCol w:w="1276"/>
+        <w:gridCol w:w="3402"/>
+        <w:gridCol w:w="1701"/>
+      </w:tblGrid>
+      <w:tr>
+        <w:trPr>
+          <w:tblHeader/>
+        </w:trPr>
+        <w:tc>
+          <w:tcPr>
+            <w:tcW w:w="557" w:type="dxa"/>
+          </w:tcPr>
+          <w:p>
+            <w:pPr>
+              <w:spacing w:line="240" w:lineRule="auto"/>
+              <w:ind w:firstLine="0"/>
+              <w:jc w:val="left"/>
+            </w:pPr>
+            <w:r>
+              <w:rPr>
+                <w:b/>
+                <w:sz w:val="24"/>
+              </w:rPr>
+              <w:t>№</w:t>
+            </w:r>
+          </w:p>
+        </w:tc>
+        <w:tc>
+          <w:tcPr>
+            <w:tcW w:w="2835" w:type="dxa"/>
+          </w:tcPr>
+          <w:p>
+            <w:pPr>
+              <w:spacing w:line="240" w:lineRule="auto"/>
+              <w:ind w:firstLine="0"/>
+              <w:jc w:val="left"/>
+            </w:pPr>
+            <w:r>
+              <w:rPr>
+                <w:b/>
+                <w:sz w:val="24"/>
+              </w:rPr>
+              <w:t>Утверждение</w:t>
+            </w:r>
+          </w:p>
+        </w:tc>
+        <w:tc>
+          <w:tcPr>
+            <w:tcW w:w="1276" w:type="dxa"/>
+          </w:tcPr>
+          <w:p>
+            <w:pPr>
+              <w:spacing w:line="240" w:lineRule="auto"/>
+              <w:ind w:firstLine="0"/>
+              <w:jc w:val="left"/>
+            </w:pPr>
+            <w:r>
+              <w:rPr>
+                <w:b/>
+                <w:sz w:val="24"/>
+              </w:rPr>
+              <w:t>Уровень</w:t>
+            </w:r>
+          </w:p>
+        </w:tc>
+        <w:tc>
+          <w:tcPr>
+            <w:tcW w:w="3402" w:type="dxa"/>
+          </w:tcPr>
+          <w:p>
+            <w:pPr>
+              <w:spacing w:line="240" w:lineRule="auto"/>
+              <w:ind w:firstLine="0"/>
+              <w:jc w:val="left"/>
+            </w:pPr>
+            <w:r>
+              <w:rPr>
+                <w:b/>
+                <w:sz w:val="24"/>
+              </w:rPr>
+              <w:t>Чем подтверждено</w:t>
+            </w:r>
+          </w:p>
+        </w:tc>
+        <w:tc>
+          <w:tcPr>
+            <w:tcW w:w="1701" w:type="dxa"/>
+          </w:tcPr>
+          <w:p>
+            <w:pPr>
+              <w:spacing w:line="240" w:lineRule="auto"/>
+              <w:ind w:firstLine="0"/>
+              <w:jc w:val="left"/>
+            </w:pPr>
+            <w:r>
+              <w:rPr>
+                <w:b/>
+                <w:sz w:val="24"/>
+              </w:rPr>
+              <w:t>Вид: Ц / Т / О</w:t>
+            </w:r>
+          </w:p>
+        </w:tc>
+      </w:tr>
+      <w:tr>
+        <w:trPr>
+          <w:trHeight w:val="794"/>
+        </w:trPr>
+        <w:tc>
+          <w:tcPr>
+            <w:tcW w:w="557" w:type="dxa"/>
+          </w:tcPr>
+          <w:p>
+            <w:pPr>
+              <w:ind w:firstLine="0"/>
+              <w:jc w:val="left"/>
+            </w:pPr>
+            <w:r>
+              <w:t>1</w:t>
+            </w:r>
+          </w:p>
+        </w:tc>
+        <w:tc>
+          <w:tcPr>
+            <w:tcW w:w="2835" w:type="dxa"/>
+          </w:tcPr>
+          <w:p>
+            <w:pPr>
+              <w:ind w:firstLine="0"/>
+              <w:jc w:val="left"/>
+            </w:pPr>
+            <w:r>
+              <w:t>Малые базы отдыха ставят плоские сезонные цены и теряют от 15% выручки</w:t>
+            </w:r>
+          </w:p>
+        </w:tc>
+        <w:tc>
+          <w:tcPr>
+            <w:tcW w:w="1276" w:type="dxa"/>
+          </w:tcPr>
+          <w:p>
+            <w:pPr>
+              <w:ind w:firstLine="0"/>
+              <w:jc w:val="left"/>
+            </w:pPr>
+            <w:r>
+              <w:t>1</w:t>
+            </w:r>
+          </w:p>
+        </w:tc>
+        <w:tc>
+          <w:tcPr>
+            <w:tcW w:w="3402" w:type="dxa"/>
+          </w:tcPr>
+          <w:p>
+            <w:pPr>
+              <w:ind w:firstLine="0"/>
+              <w:jc w:val="left"/>
+            </w:pPr>
+            <w:r>
+              <w:t>Аналитические статьи и интервью отельеров в отраслевых медиа (Frontdesk.ru, vc.ru)</w:t>
+            </w:r>
+          </w:p>
+        </w:tc>
+        <w:tc>
+          <w:tcPr>
+            <w:tcW w:w="1701" w:type="dxa"/>
+          </w:tcPr>
+          <w:p>
+            <w:pPr>
+              <w:ind w:firstLine="0"/>
+              <w:jc w:val="left"/>
+            </w:pPr>
+            <w:r>
+              <w:t>Ц</w:t>
+            </w:r>
+          </w:p>
+        </w:tc>
+      </w:tr>
+      <w:tr>
+        <w:trPr>
+          <w:trHeight w:val="794"/>
+        </w:trPr>
+        <w:tc>
+          <w:tcPr>
+            <w:tcW w:w="557" w:type="dxa"/>
+          </w:tcPr>
+          <w:p>
+            <w:pPr>
+              <w:ind w:firstLine="0"/>
+              <w:jc w:val="left"/>
+            </w:pPr>
+            <w:r>
+              <w:t>2</w:t>
+            </w:r>
+          </w:p>
+        </w:tc>
+        <w:tc>
+          <w:tcPr>
+            <w:tcW w:w="2835" w:type="dxa"/>
+          </w:tcPr>
+          <w:p>
+            <w:pPr>
+              <w:ind w:firstLine="0"/>
+              <w:jc w:val="left"/>
+            </w:pPr>
+            <w:r>
+              <w:t>Корпоративные системы RMS (IDeaS, Duetto) недоступны малым объектам по цене и сложности</w:t>
+            </w:r>
+          </w:p>
+        </w:tc>
+        <w:tc>
+          <w:tcPr>
+            <w:tcW w:w="1276" w:type="dxa"/>
+          </w:tcPr>
+          <w:p>
+            <w:pPr>
+              <w:ind w:firstLine="0"/>
+              <w:jc w:val="left"/>
+            </w:pPr>
+            <w:r>
+              <w:t>2</w:t>
+            </w:r>
+          </w:p>
+        </w:tc>
+        <w:tc>
+          <w:tcPr>
+            <w:tcW w:w="3402" w:type="dxa"/>
+          </w:tcPr>
+          <w:p>
+            <w:pPr>
+              <w:ind w:firstLine="0"/>
+              <w:jc w:val="left"/>
+            </w:pPr>
+            <w:r>
+              <w:t>Анализ публичных прайс-листов корпоративных систем (от $150–300/мес за объект)</w:t>
+            </w:r>
+          </w:p>
+        </w:tc>
+        <w:tc>
+          <w:tcPr>
+            <w:tcW w:w="1701" w:type="dxa"/>
+          </w:tcPr>
+          <w:p>
+            <w:pPr>
+              <w:ind w:firstLine="0"/>
+              <w:jc w:val="left"/>
+            </w:pPr>
+            <w:r>
+              <w:t>Ц</w:t>
+            </w:r>
+          </w:p>
+        </w:tc>
+      </w:tr>
+      <w:tr>
+        <w:trPr>
+          <w:trHeight w:val="794"/>
+        </w:trPr>
+        <w:tc>
+          <w:tcPr>
+            <w:tcW w:w="557" w:type="dxa"/>
+          </w:tcPr>
+          <w:p>
+            <w:pPr>
+              <w:ind w:firstLine="0"/>
+              <w:jc w:val="left"/>
+            </w:pPr>
+            <w:r>
+              <w:t>3</w:t>
+            </w:r>
+          </w:p>
+        </w:tc>
+        <w:tc>
+          <w:tcPr>
+            <w:tcW w:w="2835" w:type="dxa"/>
+          </w:tcPr>
+          <w:p>
+            <w:pPr>
+              <w:ind w:firstLine="0"/>
+              <w:jc w:val="left"/>
+            </w:pPr>
+            <w:r>
+              <w:t>Прогноз погоды на 14 дней можно надежно и бесплатно получать без ключей доступа</w:t>
+            </w:r>
+          </w:p>
+        </w:tc>
+        <w:tc>
+          <w:tcPr>
+            <w:tcW w:w="1276" w:type="dxa"/>
+          </w:tcPr>
+          <w:p>
+            <w:pPr>
+              <w:ind w:firstLine="0"/>
+              <w:jc w:val="left"/>
+            </w:pPr>
+            <w:r>
+              <w:t>3</w:t>
+            </w:r>
+          </w:p>
+        </w:tc>
+        <w:tc>
+          <w:tcPr>
+            <w:tcW w:w="3402" w:type="dxa"/>
+          </w:tcPr>
+          <w:p>
+            <w:pPr>
+              <w:ind w:firstLine="0"/>
+              <w:jc w:val="left"/>
+            </w:pPr>
+            <w:r>
+              <w:t>Тестовые запросы команды к открытому API Open-Meteo (JSON со скоростью &lt; 100 мс)</w:t>
+            </w:r>
+          </w:p>
+        </w:tc>
+        <w:tc>
+          <w:tcPr>
+            <w:tcW w:w="1701" w:type="dxa"/>
+          </w:tcPr>
+          <w:p>
+            <w:pPr>
+              <w:ind w:firstLine="0"/>
+              <w:jc w:val="left"/>
+            </w:pPr>
+            <w:r>
+              <w:t>Т</w:t>
+            </w:r>
+          </w:p>
+        </w:tc>
+      </w:tr>
+      <w:tr>
+        <w:trPr>
+          <w:trHeight w:val="794"/>
+        </w:trPr>
+        <w:tc>
+          <w:tcPr>
+            <w:tcW w:w="557" w:type="dxa"/>
+          </w:tcPr>
+          <w:p>
+            <w:pPr>
+              <w:ind w:firstLine="0"/>
+              <w:jc w:val="left"/>
+            </w:pPr>
+            <w:r>
+              <w:t>4</w:t>
+            </w:r>
+          </w:p>
+        </w:tc>
+        <w:tc>
+          <w:tcPr>
+            <w:tcW w:w="2835" w:type="dxa"/>
+          </w:tcPr>
+          <w:p>
+            <w:pPr>
+              <w:ind w:firstLine="0"/>
+              <w:jc w:val="left"/>
+            </w:pPr>
+            <w:r>
+              <w:t>Алгоритм расчета цен на правилах и эластичности отрабатывает на 60 дней за &lt; 1.0 с</w:t>
+            </w:r>
+          </w:p>
+        </w:tc>
+        <w:tc>
+          <w:tcPr>
+            <w:tcW w:w="1276" w:type="dxa"/>
+          </w:tcPr>
+          <w:p>
+            <w:pPr>
+              <w:ind w:firstLine="0"/>
+              <w:jc w:val="left"/>
+            </w:pPr>
+            <w:r>
+              <w:t>2</w:t>
+            </w:r>
+          </w:p>
+        </w:tc>
+        <w:tc>
+          <w:tcPr>
+            <w:tcW w:w="3402" w:type="dxa"/>
+          </w:tcPr>
+          <w:p>
+            <w:pPr>
+              <w:ind w:firstLine="0"/>
+              <w:jc w:val="left"/>
+            </w:pPr>
+            <w:r>
+              <w:t>Бенчмарк расчетной функции на Python (выполняется за 25–40 мс)</w:t>
+            </w:r>
+          </w:p>
+        </w:tc>
+        <w:tc>
+          <w:tcPr>
+            <w:tcW w:w="1701" w:type="dxa"/>
+          </w:tcPr>
+          <w:p>
+            <w:pPr>
+              <w:ind w:firstLine="0"/>
+              <w:jc w:val="left"/>
+            </w:pPr>
+            <w:r>
+              <w:t>Т</w:t>
+            </w:r>
+          </w:p>
+        </w:tc>
+      </w:tr>
+      <w:tr>
+        <w:trPr>
+          <w:trHeight w:val="794"/>
+        </w:trPr>
+        <w:tc>
+          <w:tcPr>
+            <w:tcW w:w="557" w:type="dxa"/>
+          </w:tcPr>
+          <w:p>
+            <w:pPr>
+              <w:ind w:firstLine="0"/>
+              <w:jc w:val="left"/>
+            </w:pPr>
+            <w:r>
+              <w:t>5</w:t>
+            </w:r>
+          </w:p>
+        </w:tc>
+        <w:tc>
+          <w:tcPr>
+            <w:tcW w:w="2835" w:type="dxa"/>
+          </w:tcPr>
+          <w:p>
+            <w:pPr>
+              <w:ind w:firstLine="0"/>
+              <w:jc w:val="left"/>
+            </w:pPr>
+            <w:r>
+              <w:t xml:space="preserve">Открытые цены конкурентов </w:t>
+            </w:r>
+            <w:r>
+              <w:lastRenderedPageBreak/>
+              <w:t>доступны на публичных страницах бронирования</w:t>
+            </w:r>
+          </w:p>
+        </w:tc>
+        <w:tc>
+          <w:tcPr>
+            <w:tcW w:w="1276" w:type="dxa"/>
+          </w:tcPr>
+          <w:p>
+            <w:pPr>
+              <w:ind w:firstLine="0"/>
+              <w:jc w:val="left"/>
+            </w:pPr>
+            <w:r>
+              <w:lastRenderedPageBreak/>
+              <w:t>2</w:t>
+            </w:r>
+          </w:p>
+        </w:tc>
+        <w:tc>
+          <w:tcPr>
+            <w:tcW w:w="3402" w:type="dxa"/>
+          </w:tcPr>
+          <w:p>
+            <w:pPr>
+              <w:ind w:firstLine="0"/>
+              <w:jc w:val="left"/>
+            </w:pPr>
+            <w:r>
+              <w:t xml:space="preserve">Прямой просмотр и анализ открытых витрин </w:t>
+            </w:r>
+            <w:r>
+              <w:lastRenderedPageBreak/>
+              <w:t>агрегаторов (Яндекс.Путешествия, Островок)</w:t>
+            </w:r>
+          </w:p>
+        </w:tc>
+        <w:tc>
+          <w:tcPr>
+            <w:tcW w:w="1701" w:type="dxa"/>
+          </w:tcPr>
+          <w:p>
+            <w:pPr>
+              <w:ind w:firstLine="0"/>
+              <w:jc w:val="left"/>
+            </w:pPr>
+            <w:r>
+              <w:lastRenderedPageBreak/>
+              <w:t>Т</w:t>
+            </w:r>
+          </w:p>
+        </w:tc>
+      </w:tr>
+      <w:tr>
+        <w:trPr>
+          <w:trHeight w:val="794"/>
+        </w:trPr>
+        <w:tc>
+          <w:tcPr>
+            <w:tcW w:w="557" w:type="dxa"/>
+          </w:tcPr>
+          <w:p>
+            <w:pPr>
+              <w:ind w:firstLine="0"/>
+              <w:jc w:val="left"/>
+            </w:pPr>
+            <w:r>
+              <w:t>6</w:t>
+            </w:r>
+          </w:p>
+        </w:tc>
+        <w:tc>
+          <w:tcPr>
+            <w:tcW w:w="2835" w:type="dxa"/>
+          </w:tcPr>
+          <w:p>
+            <w:pPr>
+              <w:ind w:firstLine="0"/>
+              <w:jc w:val="left"/>
+            </w:pPr>
+            <w:r>
+              <w:t>Отельеры работают со стандартными форматами экспорта iCal и CSV</w:t>
+            </w:r>
+          </w:p>
+        </w:tc>
+        <w:tc>
+          <w:tcPr>
+            <w:tcW w:w="1276" w:type="dxa"/>
+          </w:tcPr>
+          <w:p>
+            <w:pPr>
+              <w:ind w:firstLine="0"/>
+              <w:jc w:val="left"/>
+            </w:pPr>
+            <w:r>
+              <w:t>2</w:t>
+            </w:r>
+          </w:p>
+        </w:tc>
+        <w:tc>
+          <w:tcPr>
+            <w:tcW w:w="3402" w:type="dxa"/>
+          </w:tcPr>
+          <w:p>
+            <w:pPr>
+              <w:ind w:firstLine="0"/>
+              <w:jc w:val="left"/>
+            </w:pPr>
+            <w:r>
+              <w:t>Документация популярных шахматок (Bnovo, TravelLine, RealtyCalendar) подтверждает поддержку iCal</w:t>
+            </w:r>
+          </w:p>
+        </w:tc>
+        <w:tc>
+          <w:tcPr>
+            <w:tcW w:w="1701" w:type="dxa"/>
+          </w:tcPr>
+          <w:p>
+            <w:pPr>
+              <w:ind w:firstLine="0"/>
+              <w:jc w:val="left"/>
+            </w:pPr>
+            <w:r>
+              <w:t>О</w:t>
+            </w:r>
+          </w:p>
+        </w:tc>
+      </w:tr>
+      <w:tr>
+        <w:trPr>
+          <w:trHeight w:val="794"/>
+        </w:trPr>
+        <w:tc>
+          <w:tcPr>
+            <w:tcW w:w="557" w:type="dxa"/>
+          </w:tcPr>
+          <w:p>
+            <w:pPr>
+              <w:ind w:firstLine="0"/>
+              <w:jc w:val="left"/>
+            </w:pPr>
+            <w:r>
+              <w:t>7</w:t>
+            </w:r>
+          </w:p>
+        </w:tc>
+        <w:tc>
+          <w:tcPr>
+            <w:tcW w:w="2835" w:type="dxa"/>
+          </w:tcPr>
+          <w:p>
+            <w:pPr>
+              <w:ind w:firstLine="0"/>
+              <w:jc w:val="left"/>
+            </w:pPr>
+            <w:r>
+              <w:t>Для MVP не требуются закрытые доступы к банковским шлюзам или базам отеля</w:t>
+            </w:r>
+          </w:p>
+        </w:tc>
+        <w:tc>
+          <w:tcPr>
+            <w:tcW w:w="1276" w:type="dxa"/>
+          </w:tcPr>
+          <w:p>
+            <w:pPr>
+              <w:ind w:firstLine="0"/>
+              <w:jc w:val="left"/>
+            </w:pPr>
+            <w:r>
+              <w:t>3</w:t>
+            </w:r>
+          </w:p>
+        </w:tc>
+        <w:tc>
+          <w:tcPr>
+            <w:tcW w:w="3402" w:type="dxa"/>
+          </w:tcPr>
+          <w:p>
+            <w:pPr>
+              <w:ind w:firstLine="0"/>
+              <w:jc w:val="left"/>
+            </w:pPr>
+            <w:r>
+              <w:t>Архитектура проекта автономна: сервис генерирует рекомендации и файлы экспорта</w:t>
+            </w:r>
+          </w:p>
+        </w:tc>
+        <w:tc>
+          <w:tcPr>
+            <w:tcW w:w="1701" w:type="dxa"/>
+          </w:tcPr>
+          <w:p>
+            <w:pPr>
+              <w:ind w:firstLine="0"/>
+              <w:jc w:val="left"/>
+            </w:pPr>
+            <w:r>
+              <w:t>О</w:t>
+            </w:r>
+          </w:p>
+        </w:tc>
+      </w:tr>
+      <w:tr>
+        <w:trPr>
+          <w:trHeight w:val="794"/>
+        </w:trPr>
+        <w:tc>
+          <w:tcPr>
+            <w:tcW w:w="557" w:type="dxa"/>
+          </w:tcPr>
+          <w:p>
+            <w:pPr>
+              <w:ind w:firstLine="0"/>
+              <w:jc w:val="left"/>
+            </w:pPr>
+            <w:r>
+              <w:t>8</w:t>
+            </w:r>
+          </w:p>
+        </w:tc>
+        <w:tc>
+          <w:tcPr>
+            <w:tcW w:w="2835" w:type="dxa"/>
+          </w:tcPr>
+          <w:p>
+            <w:pPr>
+              <w:ind w:firstLine="0"/>
+              <w:jc w:val="left"/>
+            </w:pPr>
+            <w:r>
+              <w:t>Отельер готов потратить 15 минут в неделю на утверждение рекомендованных тарифов</w:t>
+            </w:r>
+          </w:p>
+        </w:tc>
+        <w:tc>
+          <w:tcPr>
+            <w:tcW w:w="1276" w:type="dxa"/>
+          </w:tcPr>
+          <w:p>
+            <w:pPr>
+              <w:ind w:firstLine="0"/>
+              <w:jc w:val="left"/>
+            </w:pPr>
+            <w:r>
+              <w:t>1</w:t>
+            </w:r>
+          </w:p>
+        </w:tc>
+        <w:tc>
+          <w:tcPr>
+            <w:tcW w:w="3402" w:type="dxa"/>
+          </w:tcPr>
+          <w:p>
+            <w:pPr>
+              <w:ind w:firstLine="0"/>
+              <w:jc w:val="left"/>
+            </w:pPr>
+            <w:r>
+              <w:t>Опросы в профильных Telegram-чатах отельеров о готовности к автоматизации</w:t>
+            </w:r>
+          </w:p>
+        </w:tc>
+        <w:tc>
+          <w:tcPr>
+            <w:tcW w:w="1701" w:type="dxa"/>
+          </w:tcPr>
+          <w:p>
+            <w:pPr>
+              <w:ind w:firstLine="0"/>
+              <w:jc w:val="left"/>
+            </w:pPr>
+            <w:r>
+              <w:t>Ц</w:t>
+            </w:r>
+          </w:p>
+        </w:tc>
+      </w:tr>
+    </w:tbl>
+    <w:p>
+      <w:pPr>
+        <w:jc w:val="left"/>
+      </w:pPr>
+    </w:p>
+    <w:p>
+      <w:pPr>
+        <w:spacing w:after="120"/>
+        <w:ind w:firstLine="0"/>
+      </w:pPr>
+      <w:r>
+        <w:t>Ц — ценностное (это действительно кому-то нужно). Т — техническое (это возможно сделать имеющимися средствами). О — организационное (нам дадут данные, доступ, аккаунт, разрешение). Организационные отметьте отдельно: именно они чаще всего останавливают учебные проекты, и проверять их нужно раньше остальных.</w:t>
+      </w:r>
+    </w:p>
+    <w:p>
+      <w:pPr>
+        <w:pageBreakBefore/>
+        <w:spacing w:after="120"/>
+        <w:ind w:firstLine="0"/>
+        <w:jc w:val="left"/>
+      </w:pPr>
+      <w:r>
+        <w:rPr>
+          <w:b/>
+        </w:rPr>
+        <w:lastRenderedPageBreak/>
+        <w:t>Бланк И. Пять вопросов к носителю проблемы</w:t>
+      </w:r>
+    </w:p>
+    <w:p>
+      <w:pPr>
+        <w:spacing w:after="120"/>
+        <w:ind w:firstLine="0"/>
+      </w:pPr>
+      <w:r>
+        <w:t>Команда: RevGlamp (Белишко К.)    Дата: 26.09.2026    Группа: ЭФБО-17-25</w:t>
+      </w:r>
+    </w:p>
+    <w:p>
+      <w:pPr>
+        <w:spacing w:after="120"/>
+        <w:ind w:firstLine="0"/>
+      </w:pPr>
+      <w:r>
+        <w:t>Вопросы составляются на занятии, ответы записываются после разговора — на обратной стороне или отдельным файлом.</w:t>
+      </w:r>
+    </w:p>
+    <w:tbl>
+      <w:tblPr>
+        <w:tblW w:w="9629" w:type="dxa"/>
         <w:tblBorders>
           <w:top w:val="single" w:sz="8" w:space="0" w:color="000000"/>
           <w:left w:val="single" w:sz="8" w:space="0" w:color="000000"/>
@@ -1312,10 +2258,8 @@
       </w:tblPr>
       <w:tblGrid>
         <w:gridCol w:w="454"/>
-        <w:gridCol w:w="3515"/>
-        <w:gridCol w:w="907"/>
-        <w:gridCol w:w="2494"/>
-        <w:gridCol w:w="1701"/>
+        <w:gridCol w:w="6057"/>
+        <w:gridCol w:w="3118"/>
       </w:tblGrid>
       <w:tr>
         <w:trPr>
@@ -1342,7 +2286,7 @@
         </w:tc>
         <w:tc>
           <w:tcPr>
-            <w:tcW w:w="3515" w:type="dxa"/>
+            <w:tcW w:w="6057" w:type="dxa"/>
           </w:tcPr>
           <w:p>
             <w:pPr>
@@ -1355,13 +2299,13 @@
                 <w:b/>
                 <w:sz w:val="24"/>
               </w:rPr>
-              <w:t>Утверждение</w:t>
-            </w:r>
-          </w:p>
-        </w:tc>
-        <w:tc>
-          <w:tcPr>
-            <w:tcW w:w="907" w:type="dxa"/>
+              <w:t>Вопрос о прошлом поведении</w:t>
+            </w:r>
+          </w:p>
+        </w:tc>
+        <w:tc>
+          <w:tcPr>
+            <w:tcW w:w="3118" w:type="dxa"/>
           </w:tcPr>
           <w:p>
             <w:pPr>
@@ -1374,58 +2318,23 @@
                 <w:b/>
                 <w:sz w:val="24"/>
               </w:rPr>
-              <w:t>Уровень</w:t>
-            </w:r>
-          </w:p>
-        </w:tc>
-        <w:tc>
-          <w:tcPr>
-            <w:tcW w:w="2494" w:type="dxa"/>
-          </w:tcPr>
-          <w:p>
-            <w:pPr>
-              <w:spacing w:line="240" w:lineRule="auto"/>
-              <w:ind w:firstLine="0"/>
-              <w:jc w:val="center"/>
-            </w:pPr>
-            <w:r>
-              <w:rPr>
-                <w:b/>
-                <w:sz w:val="24"/>
-              </w:rPr>
-              <w:t>Чем подтверждено</w:t>
-            </w:r>
-          </w:p>
-        </w:tc>
-        <w:tc>
-          <w:tcPr>
-            <w:tcW w:w="1701" w:type="dxa"/>
-          </w:tcPr>
-          <w:p>
-            <w:pPr>
-              <w:spacing w:line="240" w:lineRule="auto"/>
-              <w:ind w:firstLine="0"/>
-              <w:jc w:val="center"/>
-            </w:pPr>
-            <w:r>
-              <w:rPr>
-                <w:b/>
-                <w:sz w:val="24"/>
-              </w:rPr>
-              <w:t>Вид: Ц / Т / О</w:t>
+              <w:t>Какое предположение он проверяет (№ из бланка З)</w:t>
             </w:r>
           </w:p>
         </w:tc>
       </w:tr>
       <w:tr>
         <w:trPr>
-          <w:trHeight w:val="794"/>
+          <w:trHeight w:val="1020"/>
         </w:trPr>
         <w:tc>
           <w:tcPr>
             <w:tcW w:w="454" w:type="dxa"/>
           </w:tcPr>
           <w:p>
+            <w:pPr>
+              <w:ind w:firstLine="0"/>
+            </w:pPr>
             <w:r>
               <w:t>1</w:t>
             </w:r>
@@ -1433,54 +2342,45 @@
         </w:tc>
         <w:tc>
           <w:tcPr>
-            <w:tcW w:w="3515" w:type="dxa"/>
-          </w:tcPr>
-          <w:p>
-            <w:r>
-              <w:t>Малые базы отдыха ставят плоские сезонные цены и теряют от 15% выручки</w:t>
-            </w:r>
-          </w:p>
-        </w:tc>
-        <w:tc>
-          <w:tcPr>
-            <w:tcW w:w="907" w:type="dxa"/>
-          </w:tcPr>
-          <w:p>
-            <w:r>
-              <w:t>1</w:t>
-            </w:r>
-          </w:p>
-        </w:tc>
-        <w:tc>
-          <w:tcPr>
-            <w:tcW w:w="2494" w:type="dxa"/>
-          </w:tcPr>
-          <w:p>
-            <w:r>
-              <w:t>Аналитические статьи и интервью отельеров в отраслевых медиа (Frontdesk.ru, vc.ru)</w:t>
-            </w:r>
-          </w:p>
-        </w:tc>
-        <w:tc>
-          <w:tcPr>
-            <w:tcW w:w="1701" w:type="dxa"/>
-          </w:tcPr>
-          <w:p>
-            <w:r>
-              <w:t>Ц</w:t>
+            <w:tcW w:w="6057" w:type="dxa"/>
+          </w:tcPr>
+          <w:p>
+            <w:pPr>
+              <w:ind w:firstLine="0"/>
+              <w:jc w:val="left"/>
+            </w:pPr>
+            <w:r>
+              <w:t>«Вспомните прошлый месяц: сколько раз вы меняли цены на проживание и что послужило поводом?»</w:t>
+            </w:r>
+          </w:p>
+        </w:tc>
+        <w:tc>
+          <w:tcPr>
+            <w:tcW w:w="3118" w:type="dxa"/>
+          </w:tcPr>
+          <w:p>
+            <w:pPr>
+              <w:ind w:firstLine="0"/>
+              <w:jc w:val="left"/>
+            </w:pPr>
+            <w:r>
+              <w:t>Проверяет №1, №8 (Ценностные)</w:t>
             </w:r>
           </w:p>
         </w:tc>
       </w:tr>
       <w:tr>
         <w:trPr>
-          <w:trHeight w:val="794"/>
+          <w:trHeight w:val="1020"/>
         </w:trPr>
         <w:tc>
           <w:tcPr>
             <w:tcW w:w="454" w:type="dxa"/>
           </w:tcPr>
           <w:p>
+            <w:pPr>
+              <w:ind w:firstLine="0"/>
+            </w:pPr>
             <w:r>
               <w:t>2</w:t>
             </w:r>
@@ -1488,54 +2388,45 @@
         </w:tc>
         <w:tc>
           <w:tcPr>
-            <w:tcW w:w="3515" w:type="dxa"/>
-          </w:tcPr>
-          <w:p>
-            <w:r>
-              <w:t>Корпоративные системы RMS (IDeaS, Duetto) недоступны малым объектам по цене и сложности</w:t>
-            </w:r>
-          </w:p>
-        </w:tc>
-        <w:tc>
-          <w:tcPr>
-            <w:tcW w:w="907" w:type="dxa"/>
-          </w:tcPr>
-          <w:p>
-            <w:r>
-              <w:t>2</w:t>
-            </w:r>
-          </w:p>
-        </w:tc>
-        <w:tc>
-          <w:tcPr>
-            <w:tcW w:w="2494" w:type="dxa"/>
-          </w:tcPr>
-          <w:p>
-            <w:r>
-              <w:t>Анализ публичных прайс-листов корпоративных систем (от $150–300/мес за объект)</w:t>
-            </w:r>
-          </w:p>
-        </w:tc>
-        <w:tc>
-          <w:tcPr>
-            <w:tcW w:w="1701" w:type="dxa"/>
-          </w:tcPr>
-          <w:p>
-            <w:r>
-              <w:t>Ц</w:t>
+            <w:tcW w:w="6057" w:type="dxa"/>
+          </w:tcPr>
+          <w:p>
+            <w:pPr>
+              <w:ind w:firstLine="0"/>
+              <w:jc w:val="left"/>
+            </w:pPr>
+            <w:r>
+              <w:t>«Случалось ли в этом сезоне, что на выходные обещали дождь/похолодание и домики остались пустыми? Что вы предприняли?»</w:t>
+            </w:r>
+          </w:p>
+        </w:tc>
+        <w:tc>
+          <w:tcPr>
+            <w:tcW w:w="3118" w:type="dxa"/>
+          </w:tcPr>
+          <w:p>
+            <w:pPr>
+              <w:ind w:firstLine="0"/>
+              <w:jc w:val="left"/>
+            </w:pPr>
+            <w:r>
+              <w:t>Проверяет №1, №3 (Ценностное, Техническое)</w:t>
             </w:r>
           </w:p>
         </w:tc>
       </w:tr>
       <w:tr>
         <w:trPr>
-          <w:trHeight w:val="794"/>
+          <w:trHeight w:val="1020"/>
         </w:trPr>
         <w:tc>
           <w:tcPr>
             <w:tcW w:w="454" w:type="dxa"/>
           </w:tcPr>
           <w:p>
+            <w:pPr>
+              <w:ind w:firstLine="0"/>
+            </w:pPr>
             <w:r>
               <w:t>3</w:t>
             </w:r>
@@ -1543,54 +2434,45 @@
         </w:tc>
         <w:tc>
           <w:tcPr>
-            <w:tcW w:w="3515" w:type="dxa"/>
-          </w:tcPr>
-          <w:p>
-            <w:r>
-              <w:t>Прогноз погоды на 14 дней можно надежно и бесплатно получать без ключей доступа</w:t>
-            </w:r>
-          </w:p>
-        </w:tc>
-        <w:tc>
-          <w:tcPr>
-            <w:tcW w:w="907" w:type="dxa"/>
-          </w:tcPr>
-          <w:p>
-            <w:r>
-              <w:t>3</w:t>
-            </w:r>
-          </w:p>
-        </w:tc>
-        <w:tc>
-          <w:tcPr>
-            <w:tcW w:w="2494" w:type="dxa"/>
-          </w:tcPr>
-          <w:p>
-            <w:r>
-              <w:t>Тестовые запросы команды к открытому API Open-Meteo (JSON со скоростью &lt; 100 мс)</w:t>
-            </w:r>
-          </w:p>
-        </w:tc>
-        <w:tc>
-          <w:tcPr>
-            <w:tcW w:w="1701" w:type="dxa"/>
-          </w:tcPr>
-          <w:p>
-            <w:r>
-              <w:t>Т</w:t>
+            <w:tcW w:w="6057" w:type="dxa"/>
+          </w:tcPr>
+          <w:p>
+            <w:pPr>
+              <w:ind w:firstLine="0"/>
+              <w:jc w:val="left"/>
+            </w:pPr>
+            <w:r>
+              <w:t>«Пробовали ли вы подключать специализированные системы управления доходом (RMS)? Если да, почему отказались?»</w:t>
+            </w:r>
+          </w:p>
+        </w:tc>
+        <w:tc>
+          <w:tcPr>
+            <w:tcW w:w="3118" w:type="dxa"/>
+          </w:tcPr>
+          <w:p>
+            <w:pPr>
+              <w:ind w:firstLine="0"/>
+              <w:jc w:val="left"/>
+            </w:pPr>
+            <w:r>
+              <w:t>Проверяет №2 (Ценностное)</w:t>
             </w:r>
           </w:p>
         </w:tc>
       </w:tr>
       <w:tr>
         <w:trPr>
-          <w:trHeight w:val="794"/>
+          <w:trHeight w:val="1020"/>
         </w:trPr>
         <w:tc>
           <w:tcPr>
             <w:tcW w:w="454" w:type="dxa"/>
           </w:tcPr>
           <w:p>
+            <w:pPr>
+              <w:ind w:firstLine="0"/>
+            </w:pPr>
             <w:r>
               <w:t>4</w:t>
             </w:r>
@@ -1598,54 +2480,45 @@
         </w:tc>
         <w:tc>
           <w:tcPr>
-            <w:tcW w:w="3515" w:type="dxa"/>
-          </w:tcPr>
-          <w:p>
-            <w:r>
-              <w:t>Алгоритм расчета цен на правилах и эластичности отрабатывает на 60 дней за &lt; 1.0 с</w:t>
-            </w:r>
-          </w:p>
-        </w:tc>
-        <w:tc>
-          <w:tcPr>
-            <w:tcW w:w="907" w:type="dxa"/>
-          </w:tcPr>
-          <w:p>
-            <w:r>
-              <w:t>2</w:t>
-            </w:r>
-          </w:p>
-        </w:tc>
-        <w:tc>
-          <w:tcPr>
-            <w:tcW w:w="2494" w:type="dxa"/>
-          </w:tcPr>
-          <w:p>
-            <w:r>
-              <w:t>Бенчмарк расчетной функции на Python (выполняется за 25–40 мс)</w:t>
-            </w:r>
-          </w:p>
-        </w:tc>
-        <w:tc>
-          <w:tcPr>
-            <w:tcW w:w="1701" w:type="dxa"/>
-          </w:tcPr>
-          <w:p>
-            <w:r>
-              <w:t>Т</w:t>
+            <w:tcW w:w="6057" w:type="dxa"/>
+          </w:tcPr>
+          <w:p>
+            <w:pPr>
+              <w:ind w:firstLine="0"/>
+              <w:jc w:val="left"/>
+            </w:pPr>
+            <w:r>
+              <w:t>«Когда в последний раз соседний глэмпинг демпинговал или поднимал цены — как вы об этом узнали и через сколько дней?»</w:t>
+            </w:r>
+          </w:p>
+        </w:tc>
+        <w:tc>
+          <w:tcPr>
+            <w:tcW w:w="3118" w:type="dxa"/>
+          </w:tcPr>
+          <w:p>
+            <w:pPr>
+              <w:ind w:firstLine="0"/>
+              <w:jc w:val="left"/>
+            </w:pPr>
+            <w:r>
+              <w:t>Проверяет №5 (Техническое)</w:t>
             </w:r>
           </w:p>
         </w:tc>
       </w:tr>
       <w:tr>
         <w:trPr>
-          <w:trHeight w:val="794"/>
+          <w:trHeight w:val="1020"/>
         </w:trPr>
         <w:tc>
           <w:tcPr>
             <w:tcW w:w="454" w:type="dxa"/>
           </w:tcPr>
           <w:p>
+            <w:pPr>
+              <w:ind w:firstLine="0"/>
+            </w:pPr>
             <w:r>
               <w:t>5</w:t>
             </w:r>
@@ -1653,206 +2526,29 @@
         </w:tc>
         <w:tc>
           <w:tcPr>
-            <w:tcW w:w="3515" w:type="dxa"/>
-          </w:tcPr>
-          <w:p>
-            <w:r>
-              <w:t>Открытые цены конкурентов доступны на публичных страницах бронирования</w:t>
-            </w:r>
-          </w:p>
-        </w:tc>
-        <w:tc>
-          <w:tcPr>
-            <w:tcW w:w="907" w:type="dxa"/>
-          </w:tcPr>
-          <w:p>
-            <w:r>
-              <w:t>2</w:t>
-            </w:r>
-          </w:p>
-        </w:tc>
-        <w:tc>
-          <w:tcPr>
-            <w:tcW w:w="2494" w:type="dxa"/>
-          </w:tcPr>
-          <w:p>
-            <w:r>
-              <w:t>Прямой просмотр и анализ открытых витрин агрегаторов (Яндекс.Путешествия, Островок)</w:t>
-            </w:r>
-          </w:p>
-        </w:tc>
-        <w:tc>
-          <w:tcPr>
-            <w:tcW w:w="1701" w:type="dxa"/>
-          </w:tcPr>
-          <w:p>
-            <w:r>
-              <w:t>Т</w:t>
-            </w:r>
-          </w:p>
-        </w:tc>
-      </w:tr>
-      <w:tr>
-        <w:trPr>
-          <w:trHeight w:val="794"/>
-        </w:trPr>
-        <w:tc>
-          <w:tcPr>
-            <w:tcW w:w="454" w:type="dxa"/>
-          </w:tcPr>
-          <w:p>
-            <w:r>
-              <w:t>6</w:t>
-            </w:r>
-          </w:p>
-        </w:tc>
-        <w:tc>
-          <w:tcPr>
-            <w:tcW w:w="3515" w:type="dxa"/>
-          </w:tcPr>
-          <w:p>
-            <w:r>
-              <w:t>Отельеры работают со стандартными форматами экспорта iCal и CSV</w:t>
-            </w:r>
-          </w:p>
-        </w:tc>
-        <w:tc>
-          <w:tcPr>
-            <w:tcW w:w="907" w:type="dxa"/>
-          </w:tcPr>
-          <w:p>
-            <w:r>
-              <w:t>2</w:t>
-            </w:r>
-          </w:p>
-        </w:tc>
-        <w:tc>
-          <w:tcPr>
-            <w:tcW w:w="2494" w:type="dxa"/>
-          </w:tcPr>
-          <w:p>
-            <w:r>
-              <w:t>Документация популярных шахматок (Bnovo, TravelLine, RealtyCalendar) подтверждает поддержку iCal</w:t>
-            </w:r>
-          </w:p>
-        </w:tc>
-        <w:tc>
-          <w:tcPr>
-            <w:tcW w:w="1701" w:type="dxa"/>
-          </w:tcPr>
-          <w:p>
-            <w:r>
-              <w:t>О</w:t>
-            </w:r>
-          </w:p>
-        </w:tc>
-      </w:tr>
-      <w:tr>
-        <w:trPr>
-          <w:trHeight w:val="794"/>
-        </w:trPr>
-        <w:tc>
-          <w:tcPr>
-            <w:tcW w:w="454" w:type="dxa"/>
-          </w:tcPr>
-          <w:p>
-            <w:r>
-              <w:t>7</w:t>
-            </w:r>
-          </w:p>
-        </w:tc>
-        <w:tc>
-          <w:tcPr>
-            <w:tcW w:w="3515" w:type="dxa"/>
-          </w:tcPr>
-          <w:p>
-            <w:r>
-              <w:t>Для MVP не требуются закрытые доступы к банковским шлюзам или базам отеля</w:t>
-            </w:r>
-          </w:p>
-        </w:tc>
-        <w:tc>
-          <w:tcPr>
-            <w:tcW w:w="907" w:type="dxa"/>
-          </w:tcPr>
-          <w:p>
-            <w:r>
-              <w:t>3</w:t>
-            </w:r>
-          </w:p>
-        </w:tc>
-        <w:tc>
-          <w:tcPr>
-            <w:tcW w:w="2494" w:type="dxa"/>
-          </w:tcPr>
-          <w:p>
-            <w:r>
-              <w:t>Архитектура проекта автономна: сервис генерирует рекомендации и файлы экспорта</w:t>
-            </w:r>
-          </w:p>
-        </w:tc>
-        <w:tc>
-          <w:tcPr>
-            <w:tcW w:w="1701" w:type="dxa"/>
-          </w:tcPr>
-          <w:p>
-            <w:r>
-              <w:t>О</w:t>
-            </w:r>
-          </w:p>
-        </w:tc>
-      </w:tr>
-      <w:tr>
-        <w:trPr>
-          <w:trHeight w:val="794"/>
-        </w:trPr>
-        <w:tc>
-          <w:tcPr>
-            <w:tcW w:w="454" w:type="dxa"/>
-          </w:tcPr>
-          <w:p>
-            <w:r>
-              <w:t>8</w:t>
-            </w:r>
-          </w:p>
-        </w:tc>
-        <w:tc>
-          <w:tcPr>
-            <w:tcW w:w="3515" w:type="dxa"/>
-          </w:tcPr>
-          <w:p>
-            <w:r>
-              <w:t>Отельер готов потратить 15 минут в неделю на утверждение рекомендованных тарифов</w:t>
-            </w:r>
-          </w:p>
-        </w:tc>
-        <w:tc>
-          <w:tcPr>
-            <w:tcW w:w="907" w:type="dxa"/>
-          </w:tcPr>
-          <w:p>
-            <w:r>
-              <w:t>1</w:t>
-            </w:r>
-          </w:p>
-        </w:tc>
-        <w:tc>
-          <w:tcPr>
-            <w:tcW w:w="2494" w:type="dxa"/>
-          </w:tcPr>
-          <w:p>
-            <w:r>
-              <w:t>Опросы в профильных Telegram-чатах отельеров о готовности к автоматизации</w:t>
-            </w:r>
-          </w:p>
-        </w:tc>
-        <w:tc>
-          <w:tcPr>
-            <w:tcW w:w="1701" w:type="dxa"/>
-          </w:tcPr>
-          <w:p>
-            <w:r>
-              <w:t>Ц</w:t>
+            <w:tcW w:w="6057" w:type="dxa"/>
+          </w:tcPr>
+          <w:p>
+            <w:pPr>
+              <w:ind w:firstLine="0"/>
+              <w:jc w:val="left"/>
+            </w:pPr>
+            <w:r>
+              <w:t>«Каким способом вы переносите утвержденные цены в шахматку или каналы продаж сейчас: вручную или выгрузкой файла?»</w:t>
+            </w:r>
+          </w:p>
+        </w:tc>
+        <w:tc>
+          <w:tcPr>
+            <w:tcW w:w="3118" w:type="dxa"/>
+          </w:tcPr>
+          <w:p>
+            <w:pPr>
+              <w:ind w:firstLine="0"/>
+              <w:jc w:val="left"/>
+            </w:pPr>
+            <w:r>
+              <w:t>Проверяет №6 (Организационное)</w:t>
             </w:r>
           </w:p>
         </w:tc>
@@ -1861,304 +2557,20 @@
     <w:p/>
     <w:p>
       <w:pPr>
-        <w:spacing w:after="120"/>
-        <w:ind w:firstLine="0"/>
-      </w:pPr>
-      <w:r>
-        <w:t>Ц — ценностное (это действительно кому-то нужно). Т — техническое (это возможно сделать имеющимися средствами). О — организационное (нам дадут данные, доступ, аккаунт, разрешение). Организационные отметьте отдельно: именно они чаще всего останавливают учебные проекты, и проверять их нужно раньше остальных.</w:t>
-      </w:r>
-    </w:p>
-    <w:p>
-      <w:pPr>
-        <w:pageBreakBefore/>
-        <w:spacing w:after="120"/>
+        <w:spacing w:after="160" w:line="259" w:lineRule="auto"/>
         <w:ind w:firstLine="0"/>
         <w:jc w:val="left"/>
-      </w:pPr>
-      <w:r>
         <w:rPr>
           <w:b/>
         </w:rPr>
-        <w:lastRenderedPageBreak/>
-        <w:t>Бланк И. Пять вопросов к носителю проблемы</w:t>
+      </w:pPr>
+      <w:r>
+        <w:rPr>
+          <w:b/>
+        </w:rPr>
+        <w:br w:type="page"/>
       </w:r>
     </w:p>
-    <w:p>
-      <w:pPr>
-        <w:spacing w:after="120"/>
-        <w:ind w:firstLine="0"/>
-      </w:pPr>
-      <w:r>
-        <w:t>Команда: RevGlamp (Белишко К.)    Дата: 09.10.2026    Группа: ЭФБО-17-25</w:t>
-      </w:r>
-    </w:p>
-    <w:p>
-      <w:pPr>
-        <w:spacing w:after="120"/>
-        <w:ind w:firstLine="0"/>
-      </w:pPr>
-      <w:r>
-        <w:t>Вопросы составляются на занятии, ответы записываются после разговора — на обратной стороне или отдельным файлом.</w:t>
-      </w:r>
-    </w:p>
-    <w:tbl>
-      <w:tblPr>
-        <w:tblW w:w="0" w:type="auto"/>
-        <w:tblBorders>
-          <w:top w:val="single" w:sz="8" w:space="0" w:color="000000"/>
-          <w:left w:val="single" w:sz="8" w:space="0" w:color="000000"/>
-          <w:bottom w:val="single" w:sz="8" w:space="0" w:color="000000"/>
-          <w:right w:val="single" w:sz="8" w:space="0" w:color="000000"/>
-          <w:insideH w:val="single" w:sz="8" w:space="0" w:color="000000"/>
-          <w:insideV w:val="single" w:sz="8" w:space="0" w:color="000000"/>
-        </w:tblBorders>
-        <w:tblLayout w:type="fixed"/>
-        <w:tblLook w:val="04A0" w:firstRow="1" w:lastRow="0" w:firstColumn="1" w:lastColumn="0" w:noHBand="0" w:noVBand="1"/>
-      </w:tblPr>
-      <w:tblGrid>
-        <w:gridCol w:w="454"/>
-        <w:gridCol w:w="5783"/>
-        <w:gridCol w:w="2835"/>
-      </w:tblGrid>
-      <w:tr>
-        <w:trPr>
-          <w:tblHeader/>
-        </w:trPr>
-        <w:tc>
-          <w:tcPr>
-            <w:tcW w:w="454" w:type="dxa"/>
-          </w:tcPr>
-          <w:p>
-            <w:pPr>
-              <w:spacing w:line="240" w:lineRule="auto"/>
-              <w:ind w:firstLine="0"/>
-              <w:jc w:val="center"/>
-            </w:pPr>
-            <w:r>
-              <w:rPr>
-                <w:b/>
-                <w:sz w:val="24"/>
-              </w:rPr>
-              <w:t>№</w:t>
-            </w:r>
-          </w:p>
-        </w:tc>
-        <w:tc>
-          <w:tcPr>
-            <w:tcW w:w="5783" w:type="dxa"/>
-          </w:tcPr>
-          <w:p>
-            <w:pPr>
-              <w:spacing w:line="240" w:lineRule="auto"/>
-              <w:ind w:firstLine="0"/>
-              <w:jc w:val="center"/>
-            </w:pPr>
-            <w:r>
-              <w:rPr>
-                <w:b/>
-                <w:sz w:val="24"/>
-              </w:rPr>
-              <w:t>Вопрос о прошлом поведении</w:t>
-            </w:r>
-          </w:p>
-        </w:tc>
-        <w:tc>
-          <w:tcPr>
-            <w:tcW w:w="2835" w:type="dxa"/>
-          </w:tcPr>
-          <w:p>
-            <w:pPr>
-              <w:spacing w:line="240" w:lineRule="auto"/>
-              <w:ind w:firstLine="0"/>
-              <w:jc w:val="center"/>
-            </w:pPr>
-            <w:r>
-              <w:rPr>
-                <w:b/>
-                <w:sz w:val="24"/>
-              </w:rPr>
-              <w:t>Какое предположение он проверяет (№ из бланка З)</w:t>
-            </w:r>
-          </w:p>
-        </w:tc>
-      </w:tr>
-      <w:tr>
-        <w:trPr>
-          <w:trHeight w:val="1020"/>
-        </w:trPr>
-        <w:tc>
-          <w:tcPr>
-            <w:tcW w:w="454" w:type="dxa"/>
-          </w:tcPr>
-          <w:p>
-            <w:r>
-              <w:t>1</w:t>
-            </w:r>
-          </w:p>
-        </w:tc>
-        <w:tc>
-          <w:tcPr>
-            <w:tcW w:w="5783" w:type="dxa"/>
-          </w:tcPr>
-          <w:p>
-            <w:r>
-              <w:t>«Вспомните прошлый месяц: сколько раз вы меняли цены на проживание и что послужило поводом?»</w:t>
-            </w:r>
-          </w:p>
-        </w:tc>
-        <w:tc>
-          <w:tcPr>
-            <w:tcW w:w="2835" w:type="dxa"/>
-          </w:tcPr>
-          <w:p>
-            <w:r>
-              <w:t>Проверяет №1, №8 (Ценностные)</w:t>
-            </w:r>
-          </w:p>
-        </w:tc>
-      </w:tr>
-      <w:tr>
-        <w:trPr>
-          <w:trHeight w:val="1020"/>
-        </w:trPr>
-        <w:tc>
-          <w:tcPr>
-            <w:tcW w:w="454" w:type="dxa"/>
-          </w:tcPr>
-          <w:p>
-            <w:r>
-              <w:t>2</w:t>
-            </w:r>
-          </w:p>
-        </w:tc>
-        <w:tc>
-          <w:tcPr>
-            <w:tcW w:w="5783" w:type="dxa"/>
-          </w:tcPr>
-          <w:p>
-            <w:r>
-              <w:t>«Случалось ли в этом сезоне, что на выходные обещали дождь/похолодание и домики остались пустыми? Что вы предприняли?»</w:t>
-            </w:r>
-          </w:p>
-        </w:tc>
-        <w:tc>
-          <w:tcPr>
-            <w:tcW w:w="2835" w:type="dxa"/>
-          </w:tcPr>
-          <w:p>
-            <w:r>
-              <w:t>Проверяет №1, №3 (Ценностное, Техническое)</w:t>
-            </w:r>
-          </w:p>
-        </w:tc>
-      </w:tr>
-      <w:tr>
-        <w:trPr>
-          <w:trHeight w:val="1020"/>
-        </w:trPr>
-        <w:tc>
-          <w:tcPr>
-            <w:tcW w:w="454" w:type="dxa"/>
-          </w:tcPr>
-          <w:p>
-            <w:r>
-              <w:t>3</w:t>
-            </w:r>
-          </w:p>
-        </w:tc>
-        <w:tc>
-          <w:tcPr>
-            <w:tcW w:w="5783" w:type="dxa"/>
-          </w:tcPr>
-          <w:p>
-            <w:r>
-              <w:t>«Пробовали ли вы подключать специализированные системы управления доходом (RMS)? Если да, почему отказались?»</w:t>
-            </w:r>
-          </w:p>
-        </w:tc>
-        <w:tc>
-          <w:tcPr>
-            <w:tcW w:w="2835" w:type="dxa"/>
-          </w:tcPr>
-          <w:p>
-            <w:r>
-              <w:t>Проверяет №2 (Ценностное)</w:t>
-            </w:r>
-          </w:p>
-        </w:tc>
-      </w:tr>
-      <w:tr>
-        <w:trPr>
-          <w:trHeight w:val="1020"/>
-        </w:trPr>
-        <w:tc>
-          <w:tcPr>
-            <w:tcW w:w="454" w:type="dxa"/>
-          </w:tcPr>
-          <w:p>
-            <w:r>
-              <w:t>4</w:t>
-            </w:r>
-          </w:p>
-        </w:tc>
-        <w:tc>
-          <w:tcPr>
-            <w:tcW w:w="5783" w:type="dxa"/>
-          </w:tcPr>
-          <w:p>
-            <w:r>
-              <w:t>«Когда в последний раз соседний глэмпинг демпинговал или поднимал цены — как вы об этом узнали и через сколько дней?»</w:t>
-            </w:r>
-          </w:p>
-        </w:tc>
-        <w:tc>
-          <w:tcPr>
-            <w:tcW w:w="2835" w:type="dxa"/>
-          </w:tcPr>
-          <w:p>
-            <w:r>
-              <w:t>Проверяет №5 (Техническое)</w:t>
-            </w:r>
-          </w:p>
-        </w:tc>
-      </w:tr>
-      <w:tr>
-        <w:trPr>
-          <w:trHeight w:val="1020"/>
-        </w:trPr>
-        <w:tc>
-          <w:tcPr>
-            <w:tcW w:w="454" w:type="dxa"/>
-          </w:tcPr>
-          <w:p>
-            <w:r>
-              <w:t>5</w:t>
-            </w:r>
-          </w:p>
-        </w:tc>
-        <w:tc>
-          <w:tcPr>
-            <w:tcW w:w="5783" w:type="dxa"/>
-          </w:tcPr>
-          <w:p>
-            <w:r>
-              <w:t>«Каким способом вы переносите утвержденные цены в шахматку или каналы продаж сейчас: вручную или выгрузкой файла?»</w:t>
-            </w:r>
-          </w:p>
-        </w:tc>
-        <w:tc>
-          <w:tcPr>
-            <w:tcW w:w="2835" w:type="dxa"/>
-          </w:tcPr>
-          <w:p>
-            <w:r>
-              <w:t>Проверяет №6 (Организационное)</w:t>
-            </w:r>
-          </w:p>
-        </w:tc>
-      </w:tr>
-    </w:tbl>
-    <w:p/>
     <w:p>
       <w:pPr>
         <w:spacing w:after="80"/>
@@ -2169,6 +2581,7 @@
         <w:rPr>
           <w:b/>
         </w:rPr>
+        <w:lastRenderedPageBreak/>
         <w:t>Образец: как переделать вопрос</w:t>
       </w:r>
     </w:p>
@@ -2418,7 +2831,6 @@
         </w:tc>
       </w:tr>
     </w:tbl>
-    <w:p/>
     <w:p>
       <w:pPr>
         <w:pageBreakBefore/>
@@ -3026,7 +3438,7 @@
     </w:p>
     <w:p/>
     <w:sectPr>
-      <w:headerReference w:type="default" r:id="rId4"/>
+      <w:headerReference w:type="default" r:id="rId6"/>
       <w:pgSz w:w="11909" w:h="16834"/>
       <w:pgMar w:top="1440" w:right="1440" w:bottom="1440" w:left="1440" w:header="720" w:footer="720" w:gutter="0"/>
       <w:pgNumType w:start="1"/>
@@ -3036,14 +3448,64 @@
 </w:document>
 </file>
 
+<file path=word/endnotes.xml><?xml version="1.0" encoding="utf-8"?>
+<w:endnotes xmlns:wpc="http://schemas.microsoft.com/office/word/2010/wordprocessingCanvas" xmlns:cx="http://schemas.microsoft.com/office/drawing/2014/chartex" xmlns:cx1="http://schemas.microsoft.com/office/drawing/2015/9/8/chartex" xmlns:cx2="http://schemas.microsoft.com/office/drawing/2015/10/21/chartex" xmlns:cx3="http://schemas.microsoft.com/office/drawing/2016/5/9/chartex" xmlns:cx4="http://schemas.microsoft.com/office/drawing/2016/5/10/chartex" xmlns:cx5="http://schemas.microsoft.com/office/drawing/2016/5/11/chartex" xmlns:cx6="http://schemas.microsoft.com/office/drawing/2016/5/12/chartex" xmlns:cx7="http://schemas.microsoft.com/office/drawing/2016/5/13/chartex" xmlns:cx8="http://schemas.microsoft.com/office/drawing/2016/5/14/chartex" xmlns:mc="http://schemas.openxmlformats.org/markup-compatibility/2006" xmlns:aink="http://schemas.microsoft.com/office/drawing/2016/ink" xmlns:am3d="http://schemas.microsoft.com/office/drawing/2017/model3d" xmlns:o="urn:schemas-microsoft-com:office:office" xmlns:oel="http://schemas.microsoft.com/office/2019/extlst" xmlns:r="http://schemas.openxmlformats.org/officeDocument/2006/relationships" xmlns:m="http://schemas.openxmlformats.org/officeDocument/2006/math" xmlns:v="urn:schemas-microsoft-com:vml" xmlns:wp14="http://schemas.microsoft.com/office/word/2010/wordprocessingDrawing" xmlns:wp="http://schemas.openxmlformats.org/drawingml/2006/wordprocessingDrawing" xmlns:w10="urn:schemas-microsoft-com:office:word" xmlns:w="http://schemas.openxmlformats.org/wordprocessingml/2006/main" xmlns:w14="http://schemas.microsoft.com/office/word/2010/wordml" xmlns:w15="http://schemas.microsoft.com/office/word/2012/wordml" xmlns:w16cex="http://schemas.microsoft.com/office/word/2018/wordml/cex" xmlns:w16cid="http://schemas.microsoft.com/office/word/2016/wordml/cid" xmlns:w16="http://schemas.microsoft.com/office/word/2018/wordml" xmlns:w16sdtdh="http://schemas.microsoft.com/office/word/2020/wordml/sdtdatahash" xmlns:w16se="http://schemas.microsoft.com/office/word/2015/wordml/symex" xmlns:wpg="http://schemas.microsoft.com/office/word/2010/wordprocessingGroup" xmlns:wpi="http://schemas.microsoft.com/office/word/2010/wordprocessingInk" xmlns:wne="http://schemas.microsoft.com/office/word/2006/wordml" xmlns:wps="http://schemas.microsoft.com/office/word/2010/wordprocessingShape" mc:Ignorable="w14 w15 w16se w16cid w16 w16cex w16sdtdh wp14">
+  <w:endnote w:type="separator" w:id="-1">
+    <w:p>
+      <w:pPr>
+        <w:spacing w:line="240" w:lineRule="auto"/>
+      </w:pPr>
+      <w:r>
+        <w:separator/>
+      </w:r>
+    </w:p>
+  </w:endnote>
+  <w:endnote w:type="continuationSeparator" w:id="0">
+    <w:p>
+      <w:pPr>
+        <w:spacing w:line="240" w:lineRule="auto"/>
+      </w:pPr>
+      <w:r>
+        <w:continuationSeparator/>
+      </w:r>
+    </w:p>
+  </w:endnote>
+</w:endnotes>
+</file>
+
+<file path=word/footnotes.xml><?xml version="1.0" encoding="utf-8"?>
+<w:footnotes xmlns:wpc="http://schemas.microsoft.com/office/word/2010/wordprocessingCanvas" xmlns:cx="http://schemas.microsoft.com/office/drawing/2014/chartex" xmlns:cx1="http://schemas.microsoft.com/office/drawing/2015/9/8/chartex" xmlns:cx2="http://schemas.microsoft.com/office/drawing/2015/10/21/chartex" xmlns:cx3="http://schemas.microsoft.com/office/drawing/2016/5/9/chartex" xmlns:cx4="http://schemas.microsoft.com/office/drawing/2016/5/10/chartex" xmlns:cx5="http://schemas.microsoft.com/office/drawing/2016/5/11/chartex" xmlns:cx6="http://schemas.microsoft.com/office/drawing/2016/5/12/chartex" xmlns:cx7="http://schemas.microsoft.com/office/drawing/2016/5/13/chartex" xmlns:cx8="http://schemas.microsoft.com/office/drawing/2016/5/14/chartex" xmlns:mc="http://schemas.openxmlformats.org/markup-compatibility/2006" xmlns:aink="http://schemas.microsoft.com/office/drawing/2016/ink" xmlns:am3d="http://schemas.microsoft.com/office/drawing/2017/model3d" xmlns:o="urn:schemas-microsoft-com:office:office" xmlns:oel="http://schemas.microsoft.com/office/2019/extlst" xmlns:r="http://schemas.openxmlformats.org/officeDocument/2006/relationships" xmlns:m="http://schemas.openxmlformats.org/officeDocument/2006/math" xmlns:v="urn:schemas-microsoft-com:vml" xmlns:wp14="http://schemas.microsoft.com/office/word/2010/wordprocessingDrawing" xmlns:wp="http://schemas.openxmlformats.org/drawingml/2006/wordprocessingDrawing" xmlns:w10="urn:schemas-microsoft-com:office:word" xmlns:w="http://schemas.openxmlformats.org/wordprocessingml/2006/main" xmlns:w14="http://schemas.microsoft.com/office/word/2010/wordml" xmlns:w15="http://schemas.microsoft.com/office/word/2012/wordml" xmlns:w16cex="http://schemas.microsoft.com/office/word/2018/wordml/cex" xmlns:w16cid="http://schemas.microsoft.com/office/word/2016/wordml/cid" xmlns:w16="http://schemas.microsoft.com/office/word/2018/wordml" xmlns:w16sdtdh="http://schemas.microsoft.com/office/word/2020/wordml/sdtdatahash" xmlns:w16se="http://schemas.microsoft.com/office/word/2015/wordml/symex" xmlns:wpg="http://schemas.microsoft.com/office/word/2010/wordprocessingGroup" xmlns:wpi="http://schemas.microsoft.com/office/word/2010/wordprocessingInk" xmlns:wne="http://schemas.microsoft.com/office/word/2006/wordml" xmlns:wps="http://schemas.microsoft.com/office/word/2010/wordprocessingShape" mc:Ignorable="w14 w15 w16se w16cid w16 w16cex w16sdtdh wp14">
+  <w:footnote w:type="separator" w:id="-1">
+    <w:p>
+      <w:pPr>
+        <w:spacing w:line="240" w:lineRule="auto"/>
+      </w:pPr>
+      <w:r>
+        <w:separator/>
+      </w:r>
+    </w:p>
+  </w:footnote>
+  <w:footnote w:type="continuationSeparator" w:id="0">
+    <w:p>
+      <w:pPr>
+        <w:spacing w:line="240" w:lineRule="auto"/>
+      </w:pPr>
+      <w:r>
+        <w:continuationSeparator/>
+      </w:r>
+    </w:p>
+  </w:footnote>
+</w:footnotes>
+</file>
+
 <file path=word/header1.xml><?xml version="1.0" encoding="utf-8"?>
-<w:hdr xmlns:wpc="http://schemas.microsoft.com/office/word/2010/wordprocessingCanvas" xmlns:cx="http://schemas.microsoft.com/office/drawing/2014/chartex" xmlns:cx1="http://schemas.microsoft.com/office/drawing/2015/9/8/chartex" xmlns:mc="http://schemas.openxmlformats.org/markup-compatibility/2006" xmlns:o="urn:schemas-microsoft-com:office:office" xmlns:r="http://schemas.openxmlformats.org/officeDocument/2006/relationships" xmlns:m="http://schemas.openxmlformats.org/officeDocument/2006/math" xmlns:v="urn:schemas-microsoft-com:vml" xmlns:wp14="http://schemas.microsoft.com/office/word/2010/wordprocessingDrawing" xmlns:wp="http://schemas.openxmlformats.org/drawingml/2006/wordprocessingDrawing" xmlns:w10="urn:schemas-microsoft-com:office:word" xmlns:w="http://schemas.openxmlformats.org/wordprocessingml/2006/main" xmlns:w14="http://schemas.microsoft.com/office/word/2010/wordml" xmlns:w15="http://schemas.microsoft.com/office/word/2012/wordml" xmlns:w16se="http://schemas.microsoft.com/office/word/2015/wordml/symex" xmlns:wpg="http://schemas.microsoft.com/office/word/2010/wordprocessingGroup" xmlns:wpi="http://schemas.microsoft.com/office/word/2010/wordprocessingInk" xmlns:wne="http://schemas.microsoft.com/office/word/2006/wordml" xmlns:wps="http://schemas.microsoft.com/office/word/2010/wordprocessingShape" mc:Ignorable="w14 w15 w16se wp14">
+<w:hdr xmlns:wpc="http://schemas.microsoft.com/office/word/2010/wordprocessingCanvas" xmlns:cx="http://schemas.microsoft.com/office/drawing/2014/chartex" xmlns:cx1="http://schemas.microsoft.com/office/drawing/2015/9/8/chartex" xmlns:cx2="http://schemas.microsoft.com/office/drawing/2015/10/21/chartex" xmlns:cx3="http://schemas.microsoft.com/office/drawing/2016/5/9/chartex" xmlns:cx4="http://schemas.microsoft.com/office/drawing/2016/5/10/chartex" xmlns:cx5="http://schemas.microsoft.com/office/drawing/2016/5/11/chartex" xmlns:cx6="http://schemas.microsoft.com/office/drawing/2016/5/12/chartex" xmlns:cx7="http://schemas.microsoft.com/office/drawing/2016/5/13/chartex" xmlns:cx8="http://schemas.microsoft.com/office/drawing/2016/5/14/chartex" xmlns:mc="http://schemas.openxmlformats.org/markup-compatibility/2006" xmlns:aink="http://schemas.microsoft.com/office/drawing/2016/ink" xmlns:am3d="http://schemas.microsoft.com/office/drawing/2017/model3d" xmlns:o="urn:schemas-microsoft-com:office:office" xmlns:oel="http://schemas.microsoft.com/office/2019/extlst" xmlns:r="http://schemas.openxmlformats.org/officeDocument/2006/relationships" xmlns:m="http://schemas.openxmlformats.org/officeDocument/2006/math" xmlns:v="urn:schemas-microsoft-com:vml" xmlns:wp14="http://schemas.microsoft.com/office/word/2010/wordprocessingDrawing" xmlns:wp="http://schemas.openxmlformats.org/drawingml/2006/wordprocessingDrawing" xmlns:w10="urn:schemas-microsoft-com:office:word" xmlns:w="http://schemas.openxmlformats.org/wordprocessingml/2006/main" xmlns:w14="http://schemas.microsoft.com/office/word/2010/wordml" xmlns:w15="http://schemas.microsoft.com/office/word/2012/wordml" xmlns:w16cex="http://schemas.microsoft.com/office/word/2018/wordml/cex" xmlns:w16cid="http://schemas.microsoft.com/office/word/2016/wordml/cid" xmlns:w16="http://schemas.microsoft.com/office/word/2018/wordml" xmlns:w16sdtdh="http://schemas.microsoft.com/office/word/2020/wordml/sdtdatahash" xmlns:w16se="http://schemas.microsoft.com/office/word/2015/wordml/symex" xmlns:wpg="http://schemas.microsoft.com/office/word/2010/wordprocessingGroup" xmlns:wpi="http://schemas.microsoft.com/office/word/2010/wordprocessingInk" xmlns:wne="http://schemas.microsoft.com/office/word/2006/wordml" xmlns:wps="http://schemas.microsoft.com/office/word/2010/wordprocessingShape" mc:Ignorable="w14 w15 w16se w16cid w16 w16cex w16sdtdh wp14">
   <w:p/>
 </w:hdr>
 </file>
 
 <file path=word/styles.xml><?xml version="1.0" encoding="utf-8"?>
-<w:styles xmlns:mc="http://schemas.openxmlformats.org/markup-compatibility/2006" xmlns:r="http://schemas.openxmlformats.org/officeDocument/2006/relationships" xmlns:w="http://schemas.openxmlformats.org/wordprocessingml/2006/main" xmlns:w14="http://schemas.microsoft.com/office/word/2010/wordml" xmlns:w15="http://schemas.microsoft.com/office/word/2012/wordml" xmlns:w16se="http://schemas.microsoft.com/office/word/2015/wordml/symex" mc:Ignorable="w14 w15 w16se">
+<w:styles xmlns:mc="http://schemas.openxmlformats.org/markup-compatibility/2006" xmlns:r="http://schemas.openxmlformats.org/officeDocument/2006/relationships" xmlns:w="http://schemas.openxmlformats.org/wordprocessingml/2006/main" xmlns:w14="http://schemas.microsoft.com/office/word/2010/wordml" xmlns:w15="http://schemas.microsoft.com/office/word/2012/wordml" xmlns:w16cex="http://schemas.microsoft.com/office/word/2018/wordml/cex" xmlns:w16cid="http://schemas.microsoft.com/office/word/2016/wordml/cid" xmlns:w16="http://schemas.microsoft.com/office/word/2018/wordml" xmlns:w16sdtdh="http://schemas.microsoft.com/office/word/2020/wordml/sdtdatahash" xmlns:w16se="http://schemas.microsoft.com/office/word/2015/wordml/symex" mc:Ignorable="w14 w15 w16se w16cid w16 w16cex w16sdtdh">
   <w:docDefaults>
     <w:rPrDefault>
       <w:rPr>
@@ -3059,7 +3521,7 @@
       </w:pPr>
     </w:pPrDefault>
   </w:docDefaults>
-  <w:latentStyles w:defLockedState="0" w:defUIPriority="99" w:defSemiHidden="0" w:defUnhideWhenUsed="0" w:defQFormat="0" w:count="371">
+  <w:latentStyles w:defLockedState="0" w:defUIPriority="99" w:defSemiHidden="0" w:defUnhideWhenUsed="0" w:defQFormat="0" w:count="376">
     <w:lsdException w:name="Normal" w:uiPriority="0" w:qFormat="1"/>
     <w:lsdException w:name="heading 1" w:uiPriority="9" w:qFormat="1"/>
     <w:lsdException w:name="heading 2" w:semiHidden="1" w:uiPriority="9" w:unhideWhenUsed="1" w:qFormat="1"/>
@@ -3431,6 +3893,11 @@
     <w:lsdException w:name="List Table 5 Dark Accent 6" w:uiPriority="50"/>
     <w:lsdException w:name="List Table 6 Colorful Accent 6" w:uiPriority="51"/>
     <w:lsdException w:name="List Table 7 Colorful Accent 6" w:uiPriority="52"/>
+    <w:lsdException w:name="Mention" w:semiHidden="1" w:unhideWhenUsed="1"/>
+    <w:lsdException w:name="Smart Hyperlink" w:semiHidden="1" w:unhideWhenUsed="1"/>
+    <w:lsdException w:name="Hashtag" w:semiHidden="1" w:unhideWhenUsed="1"/>
+    <w:lsdException w:name="Unresolved Mention" w:semiHidden="1" w:unhideWhenUsed="1"/>
+    <w:lsdException w:name="Smart Link" w:semiHidden="1" w:unhideWhenUsed="1"/>
   </w:latentStyles>
   <w:style w:type="paragraph" w:default="1" w:styleId="a">
     <w:name w:val="Normal"/>
